--- a/health-register/screenshots/exports/semester.docx
+++ b/health-register/screenshots/exports/semester.docx
@@ -193,7 +193,7 @@
                 <w:szCs w:val="20"/>
                 <w:rtl/>
               </w:rPr>
-              <w:t xml:space="preserve">144</w:t>
+              <w:t xml:space="preserve">148</w:t>
             </w:r>
           </w:p>
         </w:tc>
@@ -309,7 +309,7 @@
                 <w:szCs w:val="20"/>
                 <w:rtl/>
               </w:rPr>
-              <w:t xml:space="preserve">10</w:t>
+              <w:t xml:space="preserve">11</w:t>
             </w:r>
           </w:p>
         </w:tc>
@@ -715,7 +715,7 @@
                 <w:szCs w:val="20"/>
                 <w:rtl/>
               </w:rPr>
-              <w:t xml:space="preserve">38.9%</w:t>
+              <w:t xml:space="preserve">37.8%</w:t>
             </w:r>
           </w:p>
         </w:tc>
@@ -983,34 +983,34 @@
                 <w:szCs w:val="20"/>
                 <w:rtl/>
               </w:rPr>
-              <w:t xml:space="preserve">1</w:t>
-            </w:r>
-          </w:p>
-        </w:tc>
-        <w:tc>
-          <w:tcPr>
-            <w:tcBorders>
-              <w:top w:val="single" w:color="888888" w:sz="4"/>
-              <w:left w:val="single" w:color="888888" w:sz="4"/>
-              <w:bottom w:val="single" w:color="888888" w:sz="4"/>
-              <w:right w:val="single" w:color="888888" w:sz="4"/>
-            </w:tcBorders>
-          </w:tcPr>
-          <w:p>
-            <w:pPr>
-              <w:bidi/>
-              <w:spacing w:after="60" w:before="0"/>
-              <w:jc w:val="right"/>
-            </w:pPr>
-            <w:r>
-              <w:rPr>
-                <w:rFonts w:ascii="Tajawal" w:cs="Tajawal" w:eastAsia="Tajawal" w:hAnsi="Tajawal" w:hint="cs"/>
-                <w:b w:val="false"/>
-                <w:sz w:val="20"/>
-                <w:szCs w:val="20"/>
-                <w:rtl/>
-              </w:rPr>
-              <w:t xml:space="preserve">7%</w:t>
+              <w:t xml:space="preserve">2</w:t>
+            </w:r>
+          </w:p>
+        </w:tc>
+        <w:tc>
+          <w:tcPr>
+            <w:tcBorders>
+              <w:top w:val="single" w:color="888888" w:sz="4"/>
+              <w:left w:val="single" w:color="888888" w:sz="4"/>
+              <w:bottom w:val="single" w:color="888888" w:sz="4"/>
+              <w:right w:val="single" w:color="888888" w:sz="4"/>
+            </w:tcBorders>
+          </w:tcPr>
+          <w:p>
+            <w:pPr>
+              <w:bidi/>
+              <w:spacing w:after="60" w:before="0"/>
+              <w:jc w:val="right"/>
+            </w:pPr>
+            <w:r>
+              <w:rPr>
+                <w:rFonts w:ascii="Tajawal" w:cs="Tajawal" w:eastAsia="Tajawal" w:hAnsi="Tajawal" w:hint="cs"/>
+                <w:b w:val="false"/>
+                <w:sz w:val="20"/>
+                <w:szCs w:val="20"/>
+                <w:rtl/>
+              </w:rPr>
+              <w:t xml:space="preserve">13%</w:t>
             </w:r>
           </w:p>
         </w:tc>
@@ -1232,34 +1232,34 @@
                 <w:szCs w:val="20"/>
                 <w:rtl/>
               </w:rPr>
-              <w:t xml:space="preserve">1</w:t>
-            </w:r>
-          </w:p>
-        </w:tc>
-        <w:tc>
-          <w:tcPr>
-            <w:tcBorders>
-              <w:top w:val="single" w:color="888888" w:sz="4"/>
-              <w:left w:val="single" w:color="888888" w:sz="4"/>
-              <w:bottom w:val="single" w:color="888888" w:sz="4"/>
-              <w:right w:val="single" w:color="888888" w:sz="4"/>
-            </w:tcBorders>
-          </w:tcPr>
-          <w:p>
-            <w:pPr>
-              <w:bidi/>
-              <w:spacing w:after="60" w:before="0"/>
-              <w:jc w:val="right"/>
-            </w:pPr>
-            <w:r>
-              <w:rPr>
-                <w:rFonts w:ascii="Tajawal" w:cs="Tajawal" w:eastAsia="Tajawal" w:hAnsi="Tajawal" w:hint="cs"/>
-                <w:b w:val="false"/>
-                <w:sz w:val="20"/>
-                <w:szCs w:val="20"/>
-                <w:rtl/>
-              </w:rPr>
-              <w:t xml:space="preserve">7%</w:t>
+              <w:t xml:space="preserve">0</w:t>
+            </w:r>
+          </w:p>
+        </w:tc>
+        <w:tc>
+          <w:tcPr>
+            <w:tcBorders>
+              <w:top w:val="single" w:color="888888" w:sz="4"/>
+              <w:left w:val="single" w:color="888888" w:sz="4"/>
+              <w:bottom w:val="single" w:color="888888" w:sz="4"/>
+              <w:right w:val="single" w:color="888888" w:sz="4"/>
+            </w:tcBorders>
+          </w:tcPr>
+          <w:p>
+            <w:pPr>
+              <w:bidi/>
+              <w:spacing w:after="60" w:before="0"/>
+              <w:jc w:val="right"/>
+            </w:pPr>
+            <w:r>
+              <w:rPr>
+                <w:rFonts w:ascii="Tajawal" w:cs="Tajawal" w:eastAsia="Tajawal" w:hAnsi="Tajawal" w:hint="cs"/>
+                <w:b w:val="false"/>
+                <w:sz w:val="20"/>
+                <w:szCs w:val="20"/>
+                <w:rtl/>
+              </w:rPr>
+              <w:t xml:space="preserve">0%</w:t>
             </w:r>
           </w:p>
         </w:tc>
@@ -2030,7 +2030,7 @@
                 <w:szCs w:val="20"/>
                 <w:rtl/>
               </w:rPr>
-              <w:t xml:space="preserve">تفقد البيئة المدرسية والمقصف (الفصل الأول)</w:t>
+              <w:t xml:space="preserve">الرسائل التثقيفية لأولياء الأمور (الفصل الأول)</w:t>
             </w:r>
           </w:p>
         </w:tc>
@@ -2466,7 +2466,7 @@
                 <w:szCs w:val="20"/>
                 <w:rtl/>
               </w:rPr>
-              <w:t xml:space="preserve">التوعية بالحساسية</w:t>
+              <w:t xml:space="preserve">الفحص الاستكشافي (الفصل الأول)</w:t>
             </w:r>
           </w:p>
         </w:tc>
@@ -2684,7 +2684,7 @@
                 <w:szCs w:val="20"/>
                 <w:rtl/>
               </w:rPr>
-              <w:t xml:space="preserve">التعامل مع الحالات الصحية</w:t>
+              <w:t xml:space="preserve">اللقاء التعريفي لبرامج الصحة المدرسية</w:t>
             </w:r>
           </w:p>
         </w:tc>
@@ -2765,61 +2765,61 @@
                 <w:szCs w:val="20"/>
                 <w:rtl/>
               </w:rPr>
-              <w:t xml:space="preserve">مخطط</w:t>
-            </w:r>
-          </w:p>
-        </w:tc>
-        <w:tc>
-          <w:tcPr>
-            <w:tcBorders>
-              <w:top w:val="single" w:color="888888" w:sz="4"/>
-              <w:left w:val="single" w:color="888888" w:sz="4"/>
-              <w:bottom w:val="single" w:color="888888" w:sz="4"/>
-              <w:right w:val="single" w:color="888888" w:sz="4"/>
-            </w:tcBorders>
-          </w:tcPr>
-          <w:p>
-            <w:pPr>
-              <w:bidi/>
-              <w:spacing w:after="60" w:before="0"/>
-              <w:jc w:val="right"/>
-            </w:pPr>
-            <w:r>
-              <w:rPr>
-                <w:rFonts w:ascii="Tajawal" w:cs="Tajawal" w:eastAsia="Tajawal" w:hAnsi="Tajawal" w:hint="cs"/>
-                <w:b w:val="false"/>
-                <w:sz w:val="20"/>
-                <w:szCs w:val="20"/>
-                <w:rtl/>
-              </w:rPr>
-              <w:t xml:space="preserve">—</w:t>
-            </w:r>
-          </w:p>
-        </w:tc>
-        <w:tc>
-          <w:tcPr>
-            <w:tcBorders>
-              <w:top w:val="single" w:color="888888" w:sz="4"/>
-              <w:left w:val="single" w:color="888888" w:sz="4"/>
-              <w:bottom w:val="single" w:color="888888" w:sz="4"/>
-              <w:right w:val="single" w:color="888888" w:sz="4"/>
-            </w:tcBorders>
-          </w:tcPr>
-          <w:p>
-            <w:pPr>
-              <w:bidi/>
-              <w:spacing w:after="60" w:before="0"/>
-              <w:jc w:val="right"/>
-            </w:pPr>
-            <w:r>
-              <w:rPr>
-                <w:rFonts w:ascii="Tajawal" w:cs="Tajawal" w:eastAsia="Tajawal" w:hAnsi="Tajawal" w:hint="cs"/>
-                <w:b w:val="false"/>
-                <w:sz w:val="20"/>
-                <w:szCs w:val="20"/>
-                <w:rtl/>
-              </w:rPr>
-              <w:t xml:space="preserve">—</w:t>
+              <w:t xml:space="preserve">منفذ</w:t>
+            </w:r>
+          </w:p>
+        </w:tc>
+        <w:tc>
+          <w:tcPr>
+            <w:tcBorders>
+              <w:top w:val="single" w:color="888888" w:sz="4"/>
+              <w:left w:val="single" w:color="888888" w:sz="4"/>
+              <w:bottom w:val="single" w:color="888888" w:sz="4"/>
+              <w:right w:val="single" w:color="888888" w:sz="4"/>
+            </w:tcBorders>
+          </w:tcPr>
+          <w:p>
+            <w:pPr>
+              <w:bidi/>
+              <w:spacing w:after="60" w:before="0"/>
+              <w:jc w:val="right"/>
+            </w:pPr>
+            <w:r>
+              <w:rPr>
+                <w:rFonts w:ascii="Tajawal" w:cs="Tajawal" w:eastAsia="Tajawal" w:hAnsi="Tajawal" w:hint="cs"/>
+                <w:b w:val="false"/>
+                <w:sz w:val="20"/>
+                <w:szCs w:val="20"/>
+                <w:rtl/>
+              </w:rPr>
+              <w:t xml:space="preserve">17‏/3‏/1448هـ — 30‏/8‏/2026م</w:t>
+            </w:r>
+          </w:p>
+        </w:tc>
+        <w:tc>
+          <w:tcPr>
+            <w:tcBorders>
+              <w:top w:val="single" w:color="888888" w:sz="4"/>
+              <w:left w:val="single" w:color="888888" w:sz="4"/>
+              <w:bottom w:val="single" w:color="888888" w:sz="4"/>
+              <w:right w:val="single" w:color="888888" w:sz="4"/>
+            </w:tcBorders>
+          </w:tcPr>
+          <w:p>
+            <w:pPr>
+              <w:bidi/>
+              <w:spacing w:after="60" w:before="0"/>
+              <w:jc w:val="right"/>
+            </w:pPr>
+            <w:r>
+              <w:rPr>
+                <w:rFonts w:ascii="Tajawal" w:cs="Tajawal" w:eastAsia="Tajawal" w:hAnsi="Tajawal" w:hint="cs"/>
+                <w:b w:val="false"/>
+                <w:sz w:val="20"/>
+                <w:szCs w:val="20"/>
+                <w:rtl/>
+              </w:rPr>
+              <w:t xml:space="preserve">4</w:t>
             </w:r>
           </w:p>
         </w:tc>
@@ -3120,7 +3120,7 @@
                 <w:szCs w:val="20"/>
                 <w:rtl/>
               </w:rPr>
-              <w:t xml:space="preserve">الرسائل التثقيفية لأولياء الأمور (الفصل الأول)</w:t>
+              <w:t xml:space="preserve">التوعية بالحساسية</w:t>
             </w:r>
           </w:p>
         </w:tc>
@@ -3338,7 +3338,7 @@
                 <w:szCs w:val="20"/>
                 <w:rtl/>
               </w:rPr>
-              <w:t xml:space="preserve">اللقاء التعريفي لبرامج الصحة المدرسية</w:t>
+              <w:t xml:space="preserve">التعامل مع الحالات الصحية</w:t>
             </w:r>
           </w:p>
         </w:tc>
@@ -3419,61 +3419,61 @@
                 <w:szCs w:val="20"/>
                 <w:rtl/>
               </w:rPr>
-              <w:t xml:space="preserve">منفذ</w:t>
-            </w:r>
-          </w:p>
-        </w:tc>
-        <w:tc>
-          <w:tcPr>
-            <w:tcBorders>
-              <w:top w:val="single" w:color="888888" w:sz="4"/>
-              <w:left w:val="single" w:color="888888" w:sz="4"/>
-              <w:bottom w:val="single" w:color="888888" w:sz="4"/>
-              <w:right w:val="single" w:color="888888" w:sz="4"/>
-            </w:tcBorders>
-          </w:tcPr>
-          <w:p>
-            <w:pPr>
-              <w:bidi/>
-              <w:spacing w:after="60" w:before="0"/>
-              <w:jc w:val="right"/>
-            </w:pPr>
-            <w:r>
-              <w:rPr>
-                <w:rFonts w:ascii="Tajawal" w:cs="Tajawal" w:eastAsia="Tajawal" w:hAnsi="Tajawal" w:hint="cs"/>
-                <w:b w:val="false"/>
-                <w:sz w:val="20"/>
-                <w:szCs w:val="20"/>
-                <w:rtl/>
-              </w:rPr>
-              <w:t xml:space="preserve">17‏/3‏/1448هـ — 30‏/8‏/2026م</w:t>
-            </w:r>
-          </w:p>
-        </w:tc>
-        <w:tc>
-          <w:tcPr>
-            <w:tcBorders>
-              <w:top w:val="single" w:color="888888" w:sz="4"/>
-              <w:left w:val="single" w:color="888888" w:sz="4"/>
-              <w:bottom w:val="single" w:color="888888" w:sz="4"/>
-              <w:right w:val="single" w:color="888888" w:sz="4"/>
-            </w:tcBorders>
-          </w:tcPr>
-          <w:p>
-            <w:pPr>
-              <w:bidi/>
-              <w:spacing w:after="60" w:before="0"/>
-              <w:jc w:val="right"/>
-            </w:pPr>
-            <w:r>
-              <w:rPr>
-                <w:rFonts w:ascii="Tajawal" w:cs="Tajawal" w:eastAsia="Tajawal" w:hAnsi="Tajawal" w:hint="cs"/>
-                <w:b w:val="false"/>
-                <w:sz w:val="20"/>
-                <w:szCs w:val="20"/>
-                <w:rtl/>
-              </w:rPr>
-              <w:t xml:space="preserve">4</w:t>
+              <w:t xml:space="preserve">مخطط</w:t>
+            </w:r>
+          </w:p>
+        </w:tc>
+        <w:tc>
+          <w:tcPr>
+            <w:tcBorders>
+              <w:top w:val="single" w:color="888888" w:sz="4"/>
+              <w:left w:val="single" w:color="888888" w:sz="4"/>
+              <w:bottom w:val="single" w:color="888888" w:sz="4"/>
+              <w:right w:val="single" w:color="888888" w:sz="4"/>
+            </w:tcBorders>
+          </w:tcPr>
+          <w:p>
+            <w:pPr>
+              <w:bidi/>
+              <w:spacing w:after="60" w:before="0"/>
+              <w:jc w:val="right"/>
+            </w:pPr>
+            <w:r>
+              <w:rPr>
+                <w:rFonts w:ascii="Tajawal" w:cs="Tajawal" w:eastAsia="Tajawal" w:hAnsi="Tajawal" w:hint="cs"/>
+                <w:b w:val="false"/>
+                <w:sz w:val="20"/>
+                <w:szCs w:val="20"/>
+                <w:rtl/>
+              </w:rPr>
+              <w:t xml:space="preserve">—</w:t>
+            </w:r>
+          </w:p>
+        </w:tc>
+        <w:tc>
+          <w:tcPr>
+            <w:tcBorders>
+              <w:top w:val="single" w:color="888888" w:sz="4"/>
+              <w:left w:val="single" w:color="888888" w:sz="4"/>
+              <w:bottom w:val="single" w:color="888888" w:sz="4"/>
+              <w:right w:val="single" w:color="888888" w:sz="4"/>
+            </w:tcBorders>
+          </w:tcPr>
+          <w:p>
+            <w:pPr>
+              <w:bidi/>
+              <w:spacing w:after="60" w:before="0"/>
+              <w:jc w:val="right"/>
+            </w:pPr>
+            <w:r>
+              <w:rPr>
+                <w:rFonts w:ascii="Tajawal" w:cs="Tajawal" w:eastAsia="Tajawal" w:hAnsi="Tajawal" w:hint="cs"/>
+                <w:b w:val="false"/>
+                <w:sz w:val="20"/>
+                <w:szCs w:val="20"/>
+                <w:rtl/>
+              </w:rPr>
+              <w:t xml:space="preserve">—</w:t>
             </w:r>
           </w:p>
         </w:tc>
@@ -3774,7 +3774,7 @@
                 <w:szCs w:val="20"/>
                 <w:rtl/>
               </w:rPr>
-              <w:t xml:space="preserve">الفحص الاستكشافي (الفصل الأول)</w:t>
+              <w:t xml:space="preserve">تفقد البيئة المدرسية والمقصف (الفصل الأول)</w:t>
             </w:r>
           </w:p>
         </w:tc>
@@ -4073,7 +4073,7 @@
                 <w:szCs w:val="20"/>
                 <w:rtl/>
               </w:rPr>
-              <w:t xml:space="preserve">متأخر التحديث</w:t>
+              <w:t xml:space="preserve">لم يُنفذ</w:t>
             </w:r>
           </w:p>
         </w:tc>
@@ -4154,7 +4154,7 @@
                 <w:szCs w:val="20"/>
                 <w:rtl/>
               </w:rPr>
-              <w:t xml:space="preserve">—</w:t>
+              <w:t xml:space="preserve">ظروف جوية</w:t>
             </w:r>
           </w:p>
         </w:tc>
@@ -4936,6 +4936,62 @@
                 <w:szCs w:val="20"/>
                 <w:rtl/>
               </w:rPr>
+              <w:t xml:space="preserve">ظروف جوية</w:t>
+            </w:r>
+          </w:p>
+        </w:tc>
+        <w:tc>
+          <w:tcPr>
+            <w:tcBorders>
+              <w:top w:val="single" w:color="888888" w:sz="4"/>
+              <w:left w:val="single" w:color="888888" w:sz="4"/>
+              <w:bottom w:val="single" w:color="888888" w:sz="4"/>
+              <w:right w:val="single" w:color="888888" w:sz="4"/>
+            </w:tcBorders>
+          </w:tcPr>
+          <w:p>
+            <w:pPr>
+              <w:bidi/>
+              <w:spacing w:after="60" w:before="0"/>
+              <w:jc w:val="right"/>
+            </w:pPr>
+            <w:r>
+              <w:rPr>
+                <w:rFonts w:ascii="Tajawal" w:cs="Tajawal" w:eastAsia="Tajawal" w:hAnsi="Tajawal" w:hint="cs"/>
+                <w:b w:val="false"/>
+                <w:sz w:val="20"/>
+                <w:szCs w:val="20"/>
+                <w:rtl/>
+              </w:rPr>
+              <w:t xml:space="preserve">1</w:t>
+            </w:r>
+          </w:p>
+        </w:tc>
+      </w:tr>
+      <w:tr>
+        <w:tc>
+          <w:tcPr>
+            <w:tcBorders>
+              <w:top w:val="single" w:color="888888" w:sz="4"/>
+              <w:left w:val="single" w:color="888888" w:sz="4"/>
+              <w:bottom w:val="single" w:color="888888" w:sz="4"/>
+              <w:right w:val="single" w:color="888888" w:sz="4"/>
+            </w:tcBorders>
+          </w:tcPr>
+          <w:p>
+            <w:pPr>
+              <w:bidi/>
+              <w:spacing w:after="60" w:before="0"/>
+              <w:jc w:val="right"/>
+            </w:pPr>
+            <w:r>
+              <w:rPr>
+                <w:rFonts w:ascii="Tajawal" w:cs="Tajawal" w:eastAsia="Tajawal" w:hAnsi="Tajawal" w:hint="cs"/>
+                <w:b w:val="false"/>
+                <w:sz w:val="20"/>
+                <w:szCs w:val="20"/>
+                <w:rtl/>
+              </w:rPr>
               <w:t xml:space="preserve">تعارض مع الاختبارات</w:t>
             </w:r>
           </w:p>
@@ -5174,7 +5230,7 @@
                 <w:szCs w:val="20"/>
                 <w:rtl/>
               </w:rPr>
-              <w:t xml:space="preserve">1</w:t>
+              <w:t xml:space="preserve">2</w:t>
             </w:r>
           </w:p>
         </w:tc>
@@ -5385,7 +5441,7 @@
                 <w:szCs w:val="20"/>
                 <w:rtl/>
               </w:rPr>
-              <w:t xml:space="preserve">2</w:t>
+              <w:t xml:space="preserve">3</w:t>
             </w:r>
           </w:p>
         </w:tc>
@@ -5553,7 +5609,7 @@
                 <w:szCs w:val="20"/>
                 <w:rtl/>
               </w:rPr>
-              <w:t xml:space="preserve">4</w:t>
+              <w:t xml:space="preserve">5</w:t>
             </w:r>
           </w:p>
         </w:tc>
